--- a/交付成果/第三轮修订版/第三轮4周版/读书会13_业与轮回_4周资料包（第三版修订）/Word版/第3周_临终结生与业之定则_学员版.docx
+++ b/交付成果/第三轮修订版/第三轮4周版/读书会13_业与轮回_4周资料包（第三版修订）/Word版/第3周_临终结生与业之定则_学员版.docx
@@ -537,7 +537,7 @@
                 <w:b/>
                 <w:sz w:val="18"/>
               </w:rPr>
-              <w:t>同一心理（同一性理）……不同的树形心（速行心）……具有同一性</w:t>
+              <w:t>同一心理（同一性理）……不同的速行心（速行心）……具有同一性</w:t>
             </w:r>
             <w:r>
               <w:rPr>
@@ -3780,7 +3780,7 @@
         <w:rPr>
           <w:b w:val="0"/>
         </w:rPr>
-        <w:t>有一个叫三界智长老啊，他是德国人，他有个形容，他说一个将死之人与其全身心的对于生命的极端，他只在死亡的一刹那啊，把业力发送出去，击中一个正待受孕母亲子宫的受精卵啊。就所以我们临终的一念呢，我们把它称为叫立生业成熟的管道，它把成熟那个叶呢发送出去啊。</w:t>
+        <w:t>有一个叫三界智长老啊，他是德国人，他有个形容，他说一个将死之人与其全身心的对于生命的极端，他只在死亡的一刹那啊，把业力发送出去，击中一个正待受孕母亲子宫的受精卵啊。就所以我们临终的一念呢，我们把它称为叫立生业成熟的管道，它把成熟那个业呢发送出去啊。</w:t>
       </w:r>
     </w:p>
     <w:p>
@@ -3999,7 +3999,7 @@
         <w:rPr>
           <w:b w:val="0"/>
         </w:rPr>
-        <w:t>供养比丘的动机是倾向供养行为留下来的业，是令生业临死塑行中的私心所执行的令生业沉着的管道作用。供养比丘的场景呢，就是临时出行心所缘，也是这一生结生心的所缘。</w:t>
+        <w:t>供养比丘的动机是倾向供养行为留下来的业，是令生业临死速行中的思心所执行的令生业沉着的管道作用。供养比丘的场景呢，就是临时出行心所缘，也是这一生结生心的所缘。</w:t>
       </w:r>
     </w:p>
     <w:p>
@@ -4206,7 +4206,7 @@
         <w:rPr>
           <w:b w:val="0"/>
         </w:rPr>
-        <w:t>好啊，这个样呢，他礼佛的善业阻断了他在临终啊，围捕无辜生灵的不善业所带来的天人的啊，所这个天人的节生啊。</w:t>
+        <w:t>好啊，这个样呢，他礼佛的善业阻断了他在临终啊，围捕无辜生灵的不善业所带来的天人的啊，所这个天人的结生啊。</w:t>
       </w:r>
     </w:p>
     <w:p>
@@ -7652,7 +7652,7 @@
         <w:rPr>
           <w:b w:val="0"/>
         </w:rPr>
-        <w:t>啊。什么叫同一心理（整理注记：同一性理）呢？就是。一个已经造作的行为，由一连串的业来组成。啊。这个。根据同一心理（整理注记：同一性理）呢，这一连串的也是相同的，就是不同的树形心里面（整理注记：不同的速行心）具有同一性。啊，</w:t>
+        <w:t>啊。什么叫同一心理（整理注记：同一性理）呢？就是。一个已经造作的行为，由一连串的业来组成。啊。这个。根据同一心理（整理注记：同一性理）呢，这一连串的也是相同的，就是不同的速行心里面（整理注记：不同的速行心）具有同一性。啊，</w:t>
       </w:r>
     </w:p>
     <w:p>
@@ -7744,7 +7744,7 @@
         <w:rPr>
           <w:b w:val="0"/>
         </w:rPr>
-        <w:t>我们刚才。一再强调的啊，就是我们在造作善行的时候啊，我们应该以怎样的一种。前师哈中师啊，后思前善中善后善来去造作。当我们由于习性的缘故，由于啊这个这个贪嗔痴的缘故，我们造作了恶行的时候，我们应该怎样来去使终止它的这种力量重复啊，及时的发现，及时的忏悔，及时的补救啊。这个以使他的力量不会被重复啊增长乃至于被削弱，这是很重要的啊。那我们今天的学习就先到这里，嗯，这个明天我们再来学习叶的成熟，成熟的顺序以及其他的内容。好祝福大家。</w:t>
+        <w:t>我们刚才。一再强调的啊，就是我们在造作善行的时候啊，我们应该以怎样的一种。前师哈中师啊，后思前善中善后善来去造作。当我们由于习性的缘故，由于啊这个这个贪嗔痴的缘故，我们造作了恶行的时候，我们应该怎样来去使终止它的这种力量重复啊，及时的发现，及时的忏悔，及时的补救啊。这个以使他的力量不会被重复啊增长乃至于被削弱，这是很重要的啊。那我们今天的学习就先到这里，嗯，这个明天我们再来学习业的成熟，成熟的顺序以及其他的内容。好祝福大家。</w:t>
       </w:r>
     </w:p>
     <w:p>

--- a/交付成果/第三轮修订版/第三轮4周版/读书会13_业与轮回_4周资料包（第三版修订）/Word版/第3周_临终结生与业之定则_学员版.docx
+++ b/交付成果/第三轮修订版/第三轮4周版/读书会13_业与轮回_4周资料包（第三版修订）/Word版/第3周_临终结生与业之定则_学员版.docx
@@ -3688,7 +3688,7 @@
         <w:rPr>
           <w:b w:val="0"/>
         </w:rPr>
-        <w:t>事实上呢，是临终前最后成熟的那个业。那什么样的业会在临终成熟呢？临终之时的业成熟的顺序呢，是正业、断行业、静死业和已作业。（整理注记：\"正业\"＝重业、\"断行业\"＝惯行业、\"静死业\"＝临死业、\"已作业\"＝已作业。）那么，死亡星升起前成熟的最后一个月呢，啊，我们把它称为一叫令生业，它能够导致下一生的结生，并决定下一生的生命状态。</w:t>
+        <w:t>事实上呢，是临终前最后成熟的那个业。那什么样的业会在临终成熟呢？临终之时的业成熟的顺序呢，是重业、惯行业、临死业和已作业。（整理注记：\"正业\"＝重业、\"断行业\"＝惯行业、\"静死业\"＝临死业、\"已作业\"＝已作业。）那么，死亡心升起前成熟的最后一个月呢，啊，我们把它称为一叫令生业，它能够导致下一生的结生，并决定下一生的生命状态。</w:t>
       </w:r>
     </w:p>
     <w:p>
@@ -3999,7 +3999,7 @@
         <w:rPr>
           <w:b w:val="0"/>
         </w:rPr>
-        <w:t>供养比丘的动机是倾向供养行为留下来的业，是令生业临死速行中的思心所执行的令生业沉着的管道作用。供养比丘的场景呢，就是临时出行心所缘，也是这一生结生心的所缘。</w:t>
+        <w:t>供养比丘的动机是倾向供养行为留下来的业，是令生业临死速行中的思心所执行的令生业沉着的管道作用。供养比丘的场景呢，就是临死速行心所缘，也是这一生结生心的所缘。</w:t>
       </w:r>
     </w:p>
     <w:p>
@@ -4045,7 +4045,7 @@
         <w:rPr>
           <w:b w:val="0"/>
         </w:rPr>
-        <w:t>那么，佛教的生命观呢，是善生才有善终，善终才有善生，生生之善生生真善呢才能够无生啊，那么，死亡和邪生它是无间的，临死业决定乃生，而临死业大概率会是断行业或者近死业。那么，因此呢，善终引导不能仅向于临终前的临时业，更要强调断经业和善的重业的培育，否则，临时抱佛脚就很难免仓促了，而寄托于事后搞救度其实很不稳当。</w:t>
+        <w:t>那么，佛教的生命观呢，是善生才有善终，善终才有善生，生生之善生生真善呢才能够无生啊，那么，死亡和结生它是无间的，临死业决定来生，而临死业大概率会是惯行业或者临死业。那么，因此呢，善终引导不能仅向于临终前的临时业，更要强调断经业和善的重业的培育，否则，临时抱佛脚就很难免仓促了，而寄托于事后搞救度其实很不稳当。</w:t>
       </w:r>
     </w:p>
     <w:p>
@@ -4068,7 +4068,7 @@
         <w:rPr>
           <w:b w:val="0"/>
         </w:rPr>
-        <w:t>佛陀时代有一个叫地萨长老，他死的时候呢，因为贪生贪心啊，而投身为他袈沙上的一个世子啊。那我们最近有一位施主父亲临终了啊，他献起的是对施主的不舍……结果投生为鬼界。由此可见呢，即使你有具足善的惯行业呢，依然可能在临终时啊，由于不舍贪着呢而堕生到恶趣。那么为了避免这种不幸呢，就需要开导。但是开导的时候呢，要特别小心啊，不应该对临终者赞叹死亡或者劝说其放弃生命。</w:t>
+        <w:t>佛陀时代有一个叫帝沙长老，他死的时候呢，因为贪生贪心啊，而投身为他袈裟上的一个虱子啊。那我们最近有一位施主父亲临终了啊，他想起的是对施主的不舍……结果投生为鬼界。由此可见呢，即使你有具足善的惯行业呢，依然可能在临终时啊，由于不舍贪着呢而堕生到恶趣。那么为了避免这种不幸呢，就需要开导。但是开导的时候呢，要特别小心啊，不应该对临终者赞叹死亡或者劝说其放弃生命。</w:t>
       </w:r>
     </w:p>
     <w:p>
@@ -4160,7 +4160,7 @@
         <w:rPr>
           <w:b w:val="0"/>
         </w:rPr>
-        <w:t>啊，第八呢，是正确发愿。一个人如果希望下一生往生都在天，要怎么发愿呢？首先，他要有强烈的要成为都在天天神的愿望啊。最好每天在佛前供花供水发愿，并在这样的愿推动下，你要每天造作足够的信界文思慧等诸行，那这样的善行在临终的时候就可能成熟，让你投身到多率天啊。</w:t>
+        <w:t>啊，第八呢，是正确发愿。一个人如果希望下一生往生都在天，要怎么发愿呢？首先，他要有强烈的要成为都在天天神的愿望啊。最好每天在佛前供花供水发愿，并在这样的愿推动下，你要每天造作足够的信、戒、闻、思、慧等诸行，那这样的善行在临终的时候就可能成熟，让你投生到兜率天啊。</w:t>
       </w:r>
     </w:p>
     <w:p>
@@ -4252,7 +4252,7 @@
         <w:rPr>
           <w:b w:val="0"/>
         </w:rPr>
-        <w:t>将亲人的离去呢，当做天使出现啊……那我们这么长时间来，基本上对于这个这个这个家属呢，一般我们的劝练方式呢，就是最好的纪念方式，就每天照做持戒禅修服务这十福业好，每天晚上滴水回想啊。那么愿逝者的新生命呢，善法围绕生命真善，让他在这个造作善法中呢走出善心之痛啊，开始全新的生活，那这样亲人就没有白死啊。</w:t>
+        <w:t>将亲人的离去呢，当做天使出现啊……那我们这么长时间来，基本上对于这个这个这个家属呢，一般我们的劝练方式呢，就是最好的纪念方式，就每天造作持戒、禅修、服务这十福业好，每天晚上滴水回向啊。那么愿逝者的新生命呢，善法围绕生命真善，让他在这个造作善法中呢走出丧心之痛啊，开始全新的生活，那这样亲人就没有白死啊。</w:t>
       </w:r>
     </w:p>
     <w:p>
